--- a/개인/취업·경력/추천서.docx
+++ b/개인/취업·경력/추천서.docx
@@ -4,7 +4,7 @@
   <w:body>
     <w:p>
       <w:pPr>
-        <w:spacing w:after="31" w:before="0" w:line="312" w:lineRule="auto"/>
+        <w:spacing w:after="37" w:before="0" w:line="312" w:lineRule="auto"/>
         <w:jc w:val="center"/>
       </w:pPr>
       <w:r>
@@ -19,7 +19,7 @@
     </w:p>
     <w:p>
       <w:pPr>
-        <w:spacing w:after="78" w:before="0" w:line="312" w:lineRule="auto"/>
+        <w:spacing w:after="92" w:before="0" w:line="312" w:lineRule="auto"/>
         <w:jc w:val="left"/>
         <w:pBdr>
           <w:bottom w:val="single" w:sz="14" w:space="2" w:color="24384F"/>
@@ -35,7 +35,7 @@
     </w:p>
     <w:p>
       <w:pPr>
-        <w:spacing w:after="31" w:before="62" w:line="312" w:lineRule="auto"/>
+        <w:spacing w:after="37" w:before="74" w:line="312" w:lineRule="auto"/>
         <w:jc w:val="left"/>
         <w:pBdr>
           <w:bottom w:val="single" w:sz="6" w:space="2" w:color="C9D2DD"/>
@@ -76,7 +76,7 @@
       </w:tblGrid>
       <w:tr>
         <w:trPr>
-          <w:trHeight w:val="353" w:hRule="atLeast"/>
+          <w:trHeight w:val="417" w:hRule="atLeast"/>
         </w:trPr>
         <w:tc>
           <w:tcPr>
@@ -191,7 +191,7 @@
       </w:tr>
       <w:tr>
         <w:trPr>
-          <w:trHeight w:val="353" w:hRule="atLeast"/>
+          <w:trHeight w:val="417" w:hRule="atLeast"/>
         </w:trPr>
         <w:tc>
           <w:tcPr>
@@ -306,7 +306,7 @@
       </w:tr>
       <w:tr>
         <w:trPr>
-          <w:trHeight w:val="353" w:hRule="atLeast"/>
+          <w:trHeight w:val="417" w:hRule="atLeast"/>
         </w:trPr>
         <w:tc>
           <w:tcPr>
@@ -422,7 +422,7 @@
     </w:tbl>
     <w:p>
       <w:pPr>
-        <w:spacing w:after="31" w:before="0" w:line="312" w:lineRule="auto"/>
+        <w:spacing w:after="37" w:before="0" w:line="312" w:lineRule="auto"/>
         <w:jc w:val="left"/>
       </w:pPr>
       <w:r>
@@ -435,7 +435,7 @@
     </w:p>
     <w:p>
       <w:pPr>
-        <w:spacing w:after="31" w:before="62" w:line="312" w:lineRule="auto"/>
+        <w:spacing w:after="37" w:before="74" w:line="312" w:lineRule="auto"/>
         <w:jc w:val="left"/>
         <w:pBdr>
           <w:bottom w:val="single" w:sz="6" w:space="2" w:color="C9D2DD"/>
@@ -476,7 +476,7 @@
       </w:tblGrid>
       <w:tr>
         <w:trPr>
-          <w:trHeight w:val="353" w:hRule="atLeast"/>
+          <w:trHeight w:val="417" w:hRule="atLeast"/>
         </w:trPr>
         <w:tc>
           <w:tcPr>
@@ -591,7 +591,7 @@
       </w:tr>
       <w:tr>
         <w:trPr>
-          <w:trHeight w:val="353" w:hRule="atLeast"/>
+          <w:trHeight w:val="417" w:hRule="atLeast"/>
         </w:trPr>
         <w:tc>
           <w:tcPr>
@@ -706,7 +706,7 @@
       </w:tr>
       <w:tr>
         <w:trPr>
-          <w:trHeight w:val="353" w:hRule="atLeast"/>
+          <w:trHeight w:val="417" w:hRule="atLeast"/>
         </w:trPr>
         <w:tc>
           <w:tcPr>
@@ -822,7 +822,7 @@
     </w:tbl>
     <w:p>
       <w:pPr>
-        <w:spacing w:after="31" w:before="0" w:line="312" w:lineRule="auto"/>
+        <w:spacing w:after="37" w:before="0" w:line="312" w:lineRule="auto"/>
         <w:jc w:val="left"/>
       </w:pPr>
       <w:r>
@@ -835,7 +835,7 @@
     </w:p>
     <w:p>
       <w:pPr>
-        <w:spacing w:after="31" w:before="62" w:line="312" w:lineRule="auto"/>
+        <w:spacing w:after="37" w:before="74" w:line="312" w:lineRule="auto"/>
         <w:jc w:val="left"/>
         <w:pBdr>
           <w:bottom w:val="single" w:sz="6" w:space="2" w:color="C9D2DD"/>
@@ -878,7 +878,7 @@
       </w:tblGrid>
       <w:tr>
         <w:trPr>
-          <w:trHeight w:val="353" w:hRule="atLeast"/>
+          <w:trHeight w:val="417" w:hRule="atLeast"/>
         </w:trPr>
         <w:tc>
           <w:tcPr>
@@ -1057,7 +1057,7 @@
       </w:tr>
       <w:tr>
         <w:trPr>
-          <w:trHeight w:val="353" w:hRule="atLeast"/>
+          <w:trHeight w:val="417" w:hRule="atLeast"/>
         </w:trPr>
         <w:tc>
           <w:tcPr>
@@ -1073,7 +1073,7 @@
           <w:p>
             <w:pPr>
               <w:spacing w:after="0" w:line="312" w:lineRule="auto"/>
-              <w:jc w:val="left"/>
+              <w:jc w:val="center"/>
             </w:pPr>
             <w:r/>
             <w:r>
@@ -1099,7 +1099,7 @@
           <w:p>
             <w:pPr>
               <w:spacing w:after="0" w:line="312" w:lineRule="auto"/>
-              <w:jc w:val="left"/>
+              <w:jc w:val="center"/>
             </w:pPr>
             <w:r/>
             <w:r>
@@ -1125,7 +1125,7 @@
           <w:p>
             <w:pPr>
               <w:spacing w:after="0" w:line="312" w:lineRule="auto"/>
-              <w:jc w:val="left"/>
+              <w:jc w:val="center"/>
             </w:pPr>
             <w:r/>
             <w:r>
@@ -1151,7 +1151,7 @@
           <w:p>
             <w:pPr>
               <w:spacing w:after="0" w:line="312" w:lineRule="auto"/>
-              <w:jc w:val="left"/>
+              <w:jc w:val="center"/>
             </w:pPr>
             <w:r/>
             <w:r>
@@ -1177,7 +1177,7 @@
           <w:p>
             <w:pPr>
               <w:spacing w:after="0" w:line="312" w:lineRule="auto"/>
-              <w:jc w:val="left"/>
+              <w:jc w:val="center"/>
             </w:pPr>
             <w:r/>
             <w:r>
@@ -1203,7 +1203,7 @@
           <w:p>
             <w:pPr>
               <w:spacing w:after="0" w:line="312" w:lineRule="auto"/>
-              <w:jc w:val="left"/>
+              <w:jc w:val="center"/>
             </w:pPr>
             <w:r/>
             <w:r>
@@ -1218,7 +1218,7 @@
       </w:tr>
       <w:tr>
         <w:trPr>
-          <w:trHeight w:val="353" w:hRule="atLeast"/>
+          <w:trHeight w:val="417" w:hRule="atLeast"/>
         </w:trPr>
         <w:tc>
           <w:tcPr>
@@ -1234,7 +1234,7 @@
           <w:p>
             <w:pPr>
               <w:spacing w:after="0" w:line="312" w:lineRule="auto"/>
-              <w:jc w:val="left"/>
+              <w:jc w:val="center"/>
             </w:pPr>
             <w:r/>
             <w:r>
@@ -1260,7 +1260,7 @@
           <w:p>
             <w:pPr>
               <w:spacing w:after="0" w:line="312" w:lineRule="auto"/>
-              <w:jc w:val="left"/>
+              <w:jc w:val="center"/>
             </w:pPr>
             <w:r/>
             <w:r>
@@ -1286,7 +1286,7 @@
           <w:p>
             <w:pPr>
               <w:spacing w:after="0" w:line="312" w:lineRule="auto"/>
-              <w:jc w:val="left"/>
+              <w:jc w:val="center"/>
             </w:pPr>
             <w:r/>
             <w:r>
@@ -1312,7 +1312,7 @@
           <w:p>
             <w:pPr>
               <w:spacing w:after="0" w:line="312" w:lineRule="auto"/>
-              <w:jc w:val="left"/>
+              <w:jc w:val="center"/>
             </w:pPr>
             <w:r/>
             <w:r>
@@ -1338,7 +1338,7 @@
           <w:p>
             <w:pPr>
               <w:spacing w:after="0" w:line="312" w:lineRule="auto"/>
-              <w:jc w:val="left"/>
+              <w:jc w:val="center"/>
             </w:pPr>
             <w:r/>
             <w:r>
@@ -1364,7 +1364,7 @@
           <w:p>
             <w:pPr>
               <w:spacing w:after="0" w:line="312" w:lineRule="auto"/>
-              <w:jc w:val="left"/>
+              <w:jc w:val="center"/>
             </w:pPr>
             <w:r/>
             <w:r>
@@ -1380,7 +1380,7 @@
     </w:tbl>
     <w:p>
       <w:pPr>
-        <w:spacing w:after="31" w:before="0" w:line="312" w:lineRule="auto"/>
+        <w:spacing w:after="37" w:before="0" w:line="312" w:lineRule="auto"/>
         <w:jc w:val="left"/>
       </w:pPr>
       <w:r>
@@ -1393,7 +1393,7 @@
     </w:p>
     <w:p>
       <w:pPr>
-        <w:spacing w:after="31" w:before="62" w:line="312" w:lineRule="auto"/>
+        <w:spacing w:after="37" w:before="74" w:line="312" w:lineRule="auto"/>
         <w:jc w:val="left"/>
         <w:pBdr>
           <w:bottom w:val="single" w:sz="6" w:space="2" w:color="C9D2DD"/>
@@ -1420,7 +1420,7 @@
     </w:p>
     <w:p>
       <w:pPr>
-        <w:spacing w:after="31" w:before="0" w:line="312" w:lineRule="auto"/>
+        <w:spacing w:after="37" w:before="0" w:line="312" w:lineRule="auto"/>
         <w:jc w:val="left"/>
       </w:pPr>
       <w:r>
@@ -1446,7 +1446,7 @@
       </w:tblGrid>
       <w:tr>
         <w:trPr>
-          <w:trHeight w:val="2476" w:hRule="atLeast"/>
+          <w:trHeight w:val="2921" w:hRule="atLeast"/>
         </w:trPr>
         <w:tc>
           <w:tcPr>
@@ -1469,7 +1469,7 @@
               <w:rPr>
                 <w:rFonts w:ascii="Malgun Gothic" w:hAnsi="Malgun Gothic" w:eastAsia="Malgun Gothic" w:cs="Malgun Gothic"/>
                 <w:b w:val="0"/>
-                <w:sz w:val="20"/>
+                <w:sz w:val="19"/>
               </w:rPr>
             </w:r>
           </w:p>
@@ -1478,7 +1478,7 @@
     </w:tbl>
     <w:p>
       <w:pPr>
-        <w:spacing w:after="31" w:before="0" w:line="312" w:lineRule="auto"/>
+        <w:spacing w:after="37" w:before="0" w:line="312" w:lineRule="auto"/>
         <w:jc w:val="left"/>
       </w:pPr>
       <w:r>
@@ -1491,7 +1491,7 @@
     </w:p>
     <w:p>
       <w:pPr>
-        <w:spacing w:after="31" w:before="0" w:line="312" w:lineRule="auto"/>
+        <w:spacing w:after="37" w:before="0" w:line="312" w:lineRule="auto"/>
         <w:jc w:val="left"/>
       </w:pPr>
       <w:r>
@@ -1517,7 +1517,7 @@
       </w:tblGrid>
       <w:tr>
         <w:trPr>
-          <w:trHeight w:val="972" w:hRule="atLeast"/>
+          <w:trHeight w:val="1147" w:hRule="atLeast"/>
         </w:trPr>
         <w:tc>
           <w:tcPr>
@@ -1540,7 +1540,7 @@
               <w:rPr>
                 <w:rFonts w:ascii="Malgun Gothic" w:hAnsi="Malgun Gothic" w:eastAsia="Malgun Gothic" w:cs="Malgun Gothic"/>
                 <w:b w:val="0"/>
-                <w:sz w:val="20"/>
+                <w:sz w:val="19"/>
               </w:rPr>
             </w:r>
           </w:p>
@@ -1549,7 +1549,7 @@
     </w:tbl>
     <w:p>
       <w:pPr>
-        <w:spacing w:after="31" w:before="0" w:line="312" w:lineRule="auto"/>
+        <w:spacing w:after="37" w:before="0" w:line="312" w:lineRule="auto"/>
         <w:jc w:val="left"/>
       </w:pPr>
       <w:r>
@@ -1562,7 +1562,7 @@
     </w:p>
     <w:p>
       <w:pPr>
-        <w:spacing w:after="62" w:before="0" w:line="312" w:lineRule="auto"/>
+        <w:spacing w:after="74" w:before="0" w:line="312" w:lineRule="auto"/>
         <w:jc w:val="center"/>
       </w:pPr>
       <w:r>
@@ -1576,7 +1576,7 @@
     </w:p>
     <w:p>
       <w:pPr>
-        <w:spacing w:after="62" w:before="62" w:line="312" w:lineRule="auto"/>
+        <w:spacing w:after="74" w:before="74" w:line="312" w:lineRule="auto"/>
         <w:jc w:val="center"/>
       </w:pPr>
       <w:r>
@@ -1590,7 +1590,7 @@
     </w:p>
     <w:p>
       <w:pPr>
-        <w:spacing w:after="62" w:before="0" w:line="312" w:lineRule="auto"/>
+        <w:spacing w:after="74" w:before="0" w:line="312" w:lineRule="auto"/>
         <w:jc w:val="right"/>
       </w:pPr>
       <w:r>
@@ -1604,7 +1604,7 @@
     </w:p>
     <w:p>
       <w:pPr>
-        <w:spacing w:after="0" w:before="47" w:line="312" w:lineRule="auto"/>
+        <w:spacing w:after="0" w:before="55" w:line="312" w:lineRule="auto"/>
         <w:jc w:val="left"/>
       </w:pPr>
       <w:r>
